--- a/Henk templates/Henk Referral letter .docx
+++ b/Henk templates/Henk Referral letter .docx
@@ -864,18 +864,10 @@
         <w:noProof/>
       </w:rPr>
       <w:drawing>
-        <wp:anchor distT="0" distB="0" distL="114300" distR="114300" simplePos="0" relativeHeight="251659264" behindDoc="0" locked="0" layoutInCell="1" allowOverlap="1" wp14:anchorId="010E95CF" wp14:editId="496772EA">
-          <wp:simplePos x="0" y="0"/>
-          <wp:positionH relativeFrom="column">
-            <wp:posOffset>-4445</wp:posOffset>
-          </wp:positionH>
-          <wp:positionV relativeFrom="paragraph">
-            <wp:posOffset>152400</wp:posOffset>
-          </wp:positionV>
-          <wp:extent cx="7124700" cy="1617918"/>
-          <wp:effectExtent l="0" t="0" r="0" b="0"/>
-          <wp:wrapNone/>
-          <wp:docPr id="933783950" name="Picture 1" descr="A close-up of a medical certificate&#10;&#10;AI-generated content may be incorrect."/>
+        <wp:inline distT="0" distB="0" distL="0" distR="0" wp14:anchorId="621549B0" wp14:editId="5EEFE156">
+          <wp:extent cx="7184571" cy="2033270"/>
+          <wp:effectExtent l="0" t="0" r="3810" b="0"/>
+          <wp:docPr id="886873252" name="Picture 1" descr="A close-up of a medical prescription&#10;&#10;AI-generated content may be incorrect."/>
           <wp:cNvGraphicFramePr>
             <a:graphicFrameLocks xmlns:a="http://schemas.openxmlformats.org/drawingml/2006/main" noChangeAspect="1"/>
           </wp:cNvGraphicFramePr>
@@ -883,7 +875,7 @@
             <a:graphicData uri="http://schemas.openxmlformats.org/drawingml/2006/picture">
               <pic:pic xmlns:pic="http://schemas.openxmlformats.org/drawingml/2006/picture">
                 <pic:nvPicPr>
-                  <pic:cNvPr id="933783950" name="Picture 1" descr="A close-up of a medical certificate&#10;&#10;AI-generated content may be incorrect."/>
+                  <pic:cNvPr id="886873252" name="Picture 1" descr="A close-up of a medical prescription&#10;&#10;AI-generated content may be incorrect."/>
                   <pic:cNvPicPr/>
                 </pic:nvPicPr>
                 <pic:blipFill>
@@ -901,7 +893,7 @@
                 <pic:spPr>
                   <a:xfrm>
                     <a:off x="0" y="0"/>
-                    <a:ext cx="7170540" cy="1628328"/>
+                    <a:ext cx="7189117" cy="2034557"/>
                   </a:xfrm>
                   <a:prstGeom prst="rect">
                     <a:avLst/>
@@ -910,13 +902,7 @@
               </pic:pic>
             </a:graphicData>
           </a:graphic>
-          <wp14:sizeRelH relativeFrom="page">
-            <wp14:pctWidth>0</wp14:pctWidth>
-          </wp14:sizeRelH>
-          <wp14:sizeRelV relativeFrom="page">
-            <wp14:pctHeight>0</wp14:pctHeight>
-          </wp14:sizeRelV>
-        </wp:anchor>
+        </wp:inline>
       </w:drawing>
     </w:r>
   </w:p>
@@ -3444,17 +3430,6 @@
 </file>
 
 <file path=customXml/item1.xml><?xml version="1.0" encoding="utf-8"?>
-<p:properties xmlns:p="http://schemas.microsoft.com/office/2006/metadata/properties" xmlns:xsi="http://www.w3.org/2001/XMLSchema-instance" xmlns:pc="http://schemas.microsoft.com/office/infopath/2007/PartnerControls">
-  <documentManagement>
-    <TaxCatchAll xmlns="352fb957-9c12-43dc-9cd1-18469fb7c939" xsi:nil="true"/>
-    <lcf76f155ced4ddcb4097134ff3c332f xmlns="fe76a65e-dbcd-4fb1-8095-8eb09cb833e8">
-      <Terms xmlns="http://schemas.microsoft.com/office/infopath/2007/PartnerControls"/>
-    </lcf76f155ced4ddcb4097134ff3c332f>
-  </documentManagement>
-</p:properties>
-</file>
-
-<file path=customXml/item2.xml><?xml version="1.0" encoding="utf-8"?>
 <ct:contentTypeSchema xmlns:ct="http://schemas.microsoft.com/office/2006/metadata/contentType" xmlns:ma="http://schemas.microsoft.com/office/2006/metadata/properties/metaAttributes" ct:_="" ma:_="" ma:contentTypeName="Document" ma:contentTypeID="0x01010062F93B595ADC774199CD8473D01CAA06" ma:contentTypeVersion="10" ma:contentTypeDescription="Create a new document." ma:contentTypeScope="" ma:versionID="cc2221c0ea25d290348d46a05ac872df">
   <xsd:schema xmlns:xsd="http://www.w3.org/2001/XMLSchema" xmlns:xs="http://www.w3.org/2001/XMLSchema" xmlns:p="http://schemas.microsoft.com/office/2006/metadata/properties" xmlns:ns2="fe76a65e-dbcd-4fb1-8095-8eb09cb833e8" xmlns:ns3="352fb957-9c12-43dc-9cd1-18469fb7c939" targetNamespace="http://schemas.microsoft.com/office/2006/metadata/properties" ma:root="true" ma:fieldsID="58eb92c490280294248cb0d89b535a1a" ns2:_="" ns3:_="">
     <xsd:import namespace="fe76a65e-dbcd-4fb1-8095-8eb09cb833e8"/>
@@ -3643,6 +3618,17 @@
 </ct:contentTypeSchema>
 </file>
 
+<file path=customXml/item2.xml><?xml version="1.0" encoding="utf-8"?>
+<p:properties xmlns:p="http://schemas.microsoft.com/office/2006/metadata/properties" xmlns:xsi="http://www.w3.org/2001/XMLSchema-instance" xmlns:pc="http://schemas.microsoft.com/office/infopath/2007/PartnerControls">
+  <documentManagement>
+    <TaxCatchAll xmlns="352fb957-9c12-43dc-9cd1-18469fb7c939" xsi:nil="true"/>
+    <lcf76f155ced4ddcb4097134ff3c332f xmlns="fe76a65e-dbcd-4fb1-8095-8eb09cb833e8">
+      <Terms xmlns="http://schemas.microsoft.com/office/infopath/2007/PartnerControls"/>
+    </lcf76f155ced4ddcb4097134ff3c332f>
+  </documentManagement>
+</p:properties>
+</file>
+
 <file path=customXml/item3.xml><?xml version="1.0" encoding="utf-8"?>
 <?mso-contentType ?>
 <FormTemplates xmlns="http://schemas.microsoft.com/sharepoint/v3/contenttype/forms">
@@ -3653,17 +3639,6 @@
 </file>
 
 <file path=customXml/itemProps1.xml><?xml version="1.0" encoding="utf-8"?>
-<ds:datastoreItem xmlns:ds="http://schemas.openxmlformats.org/officeDocument/2006/customXml" ds:itemID="{295480D7-CEA3-4564-88B0-D4D5FAC0BAF0}">
-  <ds:schemaRefs>
-    <ds:schemaRef ds:uri="http://schemas.microsoft.com/office/2006/metadata/properties"/>
-    <ds:schemaRef ds:uri="http://schemas.microsoft.com/office/infopath/2007/PartnerControls"/>
-    <ds:schemaRef ds:uri="352fb957-9c12-43dc-9cd1-18469fb7c939"/>
-    <ds:schemaRef ds:uri="fe76a65e-dbcd-4fb1-8095-8eb09cb833e8"/>
-  </ds:schemaRefs>
-</ds:datastoreItem>
-</file>
-
-<file path=customXml/itemProps2.xml><?xml version="1.0" encoding="utf-8"?>
 <ds:datastoreItem xmlns:ds="http://schemas.openxmlformats.org/officeDocument/2006/customXml" ds:itemID="{F95BEFDF-F3D7-4885-B6DE-3DC68EAADC98}">
   <ds:schemaRefs>
     <ds:schemaRef ds:uri="http://schemas.microsoft.com/office/2006/metadata/contentType"/>
@@ -3682,6 +3657,17 @@
 </ds:datastoreItem>
 </file>
 
+<file path=customXml/itemProps2.xml><?xml version="1.0" encoding="utf-8"?>
+<ds:datastoreItem xmlns:ds="http://schemas.openxmlformats.org/officeDocument/2006/customXml" ds:itemID="{295480D7-CEA3-4564-88B0-D4D5FAC0BAF0}">
+  <ds:schemaRefs>
+    <ds:schemaRef ds:uri="http://schemas.microsoft.com/office/2006/metadata/properties"/>
+    <ds:schemaRef ds:uri="http://schemas.microsoft.com/office/infopath/2007/PartnerControls"/>
+    <ds:schemaRef ds:uri="352fb957-9c12-43dc-9cd1-18469fb7c939"/>
+    <ds:schemaRef ds:uri="fe76a65e-dbcd-4fb1-8095-8eb09cb833e8"/>
+  </ds:schemaRefs>
+</ds:datastoreItem>
+</file>
+
 <file path=customXml/itemProps3.xml><?xml version="1.0" encoding="utf-8"?>
 <ds:datastoreItem xmlns:ds="http://schemas.openxmlformats.org/officeDocument/2006/customXml" ds:itemID="{1056FCA0-17F7-4505-A078-47E869A37BBC}">
   <ds:schemaRefs>
